--- a/docs/client-guide/User-Guide-Growth.docx
+++ b/docs/client-guide/User-Guide-Growth.docx
@@ -108,7 +108,7 @@
     </w:p>
     <w:tbl>
       <w:tblPr>
-        <w:tblW w:type="pct" w:w="100%"/>
+        <w:tblW w:type="dxa" w:w="9360"/>
         <w:tblBorders>
           <w:top w:val="single" w:color="auto" w:sz="4"/>
           <w:left w:val="single" w:color="auto" w:sz="4"/>
@@ -125,7 +125,7 @@
       <w:tr>
         <w:tc>
           <w:tcPr>
-            <w:tcW w:type="pct" w:w="25%"/>
+            <w:tcW w:type="dxa" w:w="4680"/>
             <w:tcBorders>
               <w:top w:val="single" w:color="CCCCCC" w:sz="1"/>
               <w:left w:val="single" w:color="CCCCCC" w:sz="1"/>
@@ -147,7 +147,7 @@
         </w:tc>
         <w:tc>
           <w:tcPr>
-            <w:tcW w:type="pct" w:w="25%"/>
+            <w:tcW w:type="dxa" w:w="4680"/>
             <w:tcBorders>
               <w:top w:val="single" w:color="CCCCCC" w:sz="1"/>
               <w:left w:val="single" w:color="CCCCCC" w:sz="1"/>
@@ -171,7 +171,7 @@
       <w:tr>
         <w:tc>
           <w:tcPr>
-            <w:tcW w:type="pct" w:w="25%"/>
+            <w:tcW w:type="dxa" w:w="4680"/>
             <w:tcBorders>
               <w:top w:val="single" w:color="CCCCCC" w:sz="1"/>
               <w:left w:val="single" w:color="CCCCCC" w:sz="1"/>
@@ -193,7 +193,7 @@
         </w:tc>
         <w:tc>
           <w:tcPr>
-            <w:tcW w:type="pct" w:w="25%"/>
+            <w:tcW w:type="dxa" w:w="4680"/>
             <w:tcBorders>
               <w:top w:val="single" w:color="CCCCCC" w:sz="1"/>
               <w:left w:val="single" w:color="CCCCCC" w:sz="1"/>
@@ -217,7 +217,7 @@
       <w:tr>
         <w:tc>
           <w:tcPr>
-            <w:tcW w:type="pct" w:w="25%"/>
+            <w:tcW w:type="dxa" w:w="4680"/>
             <w:tcBorders>
               <w:top w:val="single" w:color="CCCCCC" w:sz="1"/>
               <w:left w:val="single" w:color="CCCCCC" w:sz="1"/>
@@ -239,7 +239,7 @@
         </w:tc>
         <w:tc>
           <w:tcPr>
-            <w:tcW w:type="pct" w:w="25%"/>
+            <w:tcW w:type="dxa" w:w="4680"/>
             <w:tcBorders>
               <w:top w:val="single" w:color="CCCCCC" w:sz="1"/>
               <w:left w:val="single" w:color="CCCCCC" w:sz="1"/>
@@ -263,7 +263,7 @@
       <w:tr>
         <w:tc>
           <w:tcPr>
-            <w:tcW w:type="pct" w:w="25%"/>
+            <w:tcW w:type="dxa" w:w="4680"/>
             <w:tcBorders>
               <w:top w:val="single" w:color="CCCCCC" w:sz="1"/>
               <w:left w:val="single" w:color="CCCCCC" w:sz="1"/>
@@ -285,7 +285,7 @@
         </w:tc>
         <w:tc>
           <w:tcPr>
-            <w:tcW w:type="pct" w:w="25%"/>
+            <w:tcW w:type="dxa" w:w="4680"/>
             <w:tcBorders>
               <w:top w:val="single" w:color="CCCCCC" w:sz="1"/>
               <w:left w:val="single" w:color="CCCCCC" w:sz="1"/>
@@ -309,7 +309,7 @@
       <w:tr>
         <w:tc>
           <w:tcPr>
-            <w:tcW w:type="pct" w:w="25%"/>
+            <w:tcW w:type="dxa" w:w="4680"/>
             <w:tcBorders>
               <w:top w:val="single" w:color="CCCCCC" w:sz="1"/>
               <w:left w:val="single" w:color="CCCCCC" w:sz="1"/>
@@ -331,7 +331,7 @@
         </w:tc>
         <w:tc>
           <w:tcPr>
-            <w:tcW w:type="pct" w:w="25%"/>
+            <w:tcW w:type="dxa" w:w="4680"/>
             <w:tcBorders>
               <w:top w:val="single" w:color="CCCCCC" w:sz="1"/>
               <w:left w:val="single" w:color="CCCCCC" w:sz="1"/>
@@ -355,7 +355,7 @@
       <w:tr>
         <w:tc>
           <w:tcPr>
-            <w:tcW w:type="pct" w:w="25%"/>
+            <w:tcW w:type="dxa" w:w="4680"/>
             <w:tcBorders>
               <w:top w:val="single" w:color="CCCCCC" w:sz="1"/>
               <w:left w:val="single" w:color="CCCCCC" w:sz="1"/>
@@ -377,7 +377,7 @@
         </w:tc>
         <w:tc>
           <w:tcPr>
-            <w:tcW w:type="pct" w:w="25%"/>
+            <w:tcW w:type="dxa" w:w="4680"/>
             <w:tcBorders>
               <w:top w:val="single" w:color="CCCCCC" w:sz="1"/>
               <w:left w:val="single" w:color="CCCCCC" w:sz="1"/>
@@ -401,7 +401,7 @@
       <w:tr>
         <w:tc>
           <w:tcPr>
-            <w:tcW w:type="pct" w:w="25%"/>
+            <w:tcW w:type="dxa" w:w="4680"/>
             <w:tcBorders>
               <w:top w:val="single" w:color="CCCCCC" w:sz="1"/>
               <w:left w:val="single" w:color="CCCCCC" w:sz="1"/>
@@ -423,7 +423,7 @@
         </w:tc>
         <w:tc>
           <w:tcPr>
-            <w:tcW w:type="pct" w:w="25%"/>
+            <w:tcW w:type="dxa" w:w="4680"/>
             <w:tcBorders>
               <w:top w:val="single" w:color="CCCCCC" w:sz="1"/>
               <w:left w:val="single" w:color="CCCCCC" w:sz="1"/>
@@ -447,7 +447,7 @@
       <w:tr>
         <w:tc>
           <w:tcPr>
-            <w:tcW w:type="pct" w:w="25%"/>
+            <w:tcW w:type="dxa" w:w="4680"/>
             <w:tcBorders>
               <w:top w:val="single" w:color="CCCCCC" w:sz="1"/>
               <w:left w:val="single" w:color="CCCCCC" w:sz="1"/>
@@ -469,7 +469,7 @@
         </w:tc>
         <w:tc>
           <w:tcPr>
-            <w:tcW w:type="pct" w:w="25%"/>
+            <w:tcW w:type="dxa" w:w="4680"/>
             <w:tcBorders>
               <w:top w:val="single" w:color="CCCCCC" w:sz="1"/>
               <w:left w:val="single" w:color="CCCCCC" w:sz="1"/>
@@ -493,7 +493,7 @@
       <w:tr>
         <w:tc>
           <w:tcPr>
-            <w:tcW w:type="pct" w:w="25%"/>
+            <w:tcW w:type="dxa" w:w="4680"/>
             <w:tcBorders>
               <w:top w:val="single" w:color="CCCCCC" w:sz="1"/>
               <w:left w:val="single" w:color="CCCCCC" w:sz="1"/>
@@ -515,7 +515,7 @@
         </w:tc>
         <w:tc>
           <w:tcPr>
-            <w:tcW w:type="pct" w:w="25%"/>
+            <w:tcW w:type="dxa" w:w="4680"/>
             <w:tcBorders>
               <w:top w:val="single" w:color="CCCCCC" w:sz="1"/>
               <w:left w:val="single" w:color="CCCCCC" w:sz="1"/>
@@ -539,7 +539,7 @@
       <w:tr>
         <w:tc>
           <w:tcPr>
-            <w:tcW w:type="pct" w:w="25%"/>
+            <w:tcW w:type="dxa" w:w="4680"/>
             <w:tcBorders>
               <w:top w:val="single" w:color="CCCCCC" w:sz="1"/>
               <w:left w:val="single" w:color="CCCCCC" w:sz="1"/>
@@ -561,7 +561,7 @@
         </w:tc>
         <w:tc>
           <w:tcPr>
-            <w:tcW w:type="pct" w:w="25%"/>
+            <w:tcW w:type="dxa" w:w="4680"/>
             <w:tcBorders>
               <w:top w:val="single" w:color="CCCCCC" w:sz="1"/>
               <w:left w:val="single" w:color="CCCCCC" w:sz="1"/>
@@ -943,7 +943,7 @@
     </w:p>
     <w:tbl>
       <w:tblPr>
-        <w:tblW w:type="pct" w:w="100%"/>
+        <w:tblW w:type="dxa" w:w="9360"/>
         <w:tblBorders>
           <w:top w:val="single" w:color="auto" w:sz="4"/>
           <w:left w:val="single" w:color="auto" w:sz="4"/>
@@ -961,7 +961,7 @@
       <w:tr>
         <w:tc>
           <w:tcPr>
-            <w:tcW w:type="pct" w:w="25%"/>
+            <w:tcW w:type="dxa" w:w="3120"/>
             <w:tcBorders>
               <w:top w:val="single" w:color="CCCCCC" w:sz="1"/>
               <w:left w:val="single" w:color="CCCCCC" w:sz="1"/>
@@ -983,7 +983,7 @@
         </w:tc>
         <w:tc>
           <w:tcPr>
-            <w:tcW w:type="pct" w:w="25%"/>
+            <w:tcW w:type="dxa" w:w="3120"/>
             <w:tcBorders>
               <w:top w:val="single" w:color="CCCCCC" w:sz="1"/>
               <w:left w:val="single" w:color="CCCCCC" w:sz="1"/>
@@ -1005,7 +1005,7 @@
         </w:tc>
         <w:tc>
           <w:tcPr>
-            <w:tcW w:type="pct" w:w="25%"/>
+            <w:tcW w:type="dxa" w:w="3120"/>
             <w:tcBorders>
               <w:top w:val="single" w:color="CCCCCC" w:sz="1"/>
               <w:left w:val="single" w:color="CCCCCC" w:sz="1"/>
@@ -1029,7 +1029,7 @@
       <w:tr>
         <w:tc>
           <w:tcPr>
-            <w:tcW w:type="pct" w:w="25%"/>
+            <w:tcW w:type="dxa" w:w="3120"/>
             <w:tcBorders>
               <w:top w:val="single" w:color="CCCCCC" w:sz="1"/>
               <w:left w:val="single" w:color="CCCCCC" w:sz="1"/>
@@ -1051,7 +1051,7 @@
         </w:tc>
         <w:tc>
           <w:tcPr>
-            <w:tcW w:type="pct" w:w="25%"/>
+            <w:tcW w:type="dxa" w:w="3120"/>
             <w:tcBorders>
               <w:top w:val="single" w:color="CCCCCC" w:sz="1"/>
               <w:left w:val="single" w:color="CCCCCC" w:sz="1"/>
@@ -1073,7 +1073,7 @@
         </w:tc>
         <w:tc>
           <w:tcPr>
-            <w:tcW w:type="pct" w:w="25%"/>
+            <w:tcW w:type="dxa" w:w="3120"/>
             <w:tcBorders>
               <w:top w:val="single" w:color="CCCCCC" w:sz="1"/>
               <w:left w:val="single" w:color="CCCCCC" w:sz="1"/>
@@ -1097,7 +1097,7 @@
       <w:tr>
         <w:tc>
           <w:tcPr>
-            <w:tcW w:type="pct" w:w="25%"/>
+            <w:tcW w:type="dxa" w:w="3120"/>
             <w:tcBorders>
               <w:top w:val="single" w:color="CCCCCC" w:sz="1"/>
               <w:left w:val="single" w:color="CCCCCC" w:sz="1"/>
@@ -1119,7 +1119,7 @@
         </w:tc>
         <w:tc>
           <w:tcPr>
-            <w:tcW w:type="pct" w:w="25%"/>
+            <w:tcW w:type="dxa" w:w="3120"/>
             <w:tcBorders>
               <w:top w:val="single" w:color="CCCCCC" w:sz="1"/>
               <w:left w:val="single" w:color="CCCCCC" w:sz="1"/>
@@ -1141,7 +1141,7 @@
         </w:tc>
         <w:tc>
           <w:tcPr>
-            <w:tcW w:type="pct" w:w="25%"/>
+            <w:tcW w:type="dxa" w:w="3120"/>
             <w:tcBorders>
               <w:top w:val="single" w:color="CCCCCC" w:sz="1"/>
               <w:left w:val="single" w:color="CCCCCC" w:sz="1"/>
@@ -1165,7 +1165,7 @@
       <w:tr>
         <w:tc>
           <w:tcPr>
-            <w:tcW w:type="pct" w:w="25%"/>
+            <w:tcW w:type="dxa" w:w="3120"/>
             <w:tcBorders>
               <w:top w:val="single" w:color="CCCCCC" w:sz="1"/>
               <w:left w:val="single" w:color="CCCCCC" w:sz="1"/>
@@ -1187,7 +1187,7 @@
         </w:tc>
         <w:tc>
           <w:tcPr>
-            <w:tcW w:type="pct" w:w="25%"/>
+            <w:tcW w:type="dxa" w:w="3120"/>
             <w:tcBorders>
               <w:top w:val="single" w:color="CCCCCC" w:sz="1"/>
               <w:left w:val="single" w:color="CCCCCC" w:sz="1"/>
@@ -1209,7 +1209,7 @@
         </w:tc>
         <w:tc>
           <w:tcPr>
-            <w:tcW w:type="pct" w:w="25%"/>
+            <w:tcW w:type="dxa" w:w="3120"/>
             <w:tcBorders>
               <w:top w:val="single" w:color="CCCCCC" w:sz="1"/>
               <w:left w:val="single" w:color="CCCCCC" w:sz="1"/>
@@ -1233,7 +1233,7 @@
       <w:tr>
         <w:tc>
           <w:tcPr>
-            <w:tcW w:type="pct" w:w="25%"/>
+            <w:tcW w:type="dxa" w:w="3120"/>
             <w:tcBorders>
               <w:top w:val="single" w:color="CCCCCC" w:sz="1"/>
               <w:left w:val="single" w:color="CCCCCC" w:sz="1"/>
@@ -1255,7 +1255,7 @@
         </w:tc>
         <w:tc>
           <w:tcPr>
-            <w:tcW w:type="pct" w:w="25%"/>
+            <w:tcW w:type="dxa" w:w="3120"/>
             <w:tcBorders>
               <w:top w:val="single" w:color="CCCCCC" w:sz="1"/>
               <w:left w:val="single" w:color="CCCCCC" w:sz="1"/>
@@ -1277,7 +1277,7 @@
         </w:tc>
         <w:tc>
           <w:tcPr>
-            <w:tcW w:type="pct" w:w="25%"/>
+            <w:tcW w:type="dxa" w:w="3120"/>
             <w:tcBorders>
               <w:top w:val="single" w:color="CCCCCC" w:sz="1"/>
               <w:left w:val="single" w:color="CCCCCC" w:sz="1"/>
@@ -1301,7 +1301,7 @@
       <w:tr>
         <w:tc>
           <w:tcPr>
-            <w:tcW w:type="pct" w:w="25%"/>
+            <w:tcW w:type="dxa" w:w="3120"/>
             <w:tcBorders>
               <w:top w:val="single" w:color="CCCCCC" w:sz="1"/>
               <w:left w:val="single" w:color="CCCCCC" w:sz="1"/>
@@ -1323,7 +1323,7 @@
         </w:tc>
         <w:tc>
           <w:tcPr>
-            <w:tcW w:type="pct" w:w="25%"/>
+            <w:tcW w:type="dxa" w:w="3120"/>
             <w:tcBorders>
               <w:top w:val="single" w:color="CCCCCC" w:sz="1"/>
               <w:left w:val="single" w:color="CCCCCC" w:sz="1"/>
@@ -1345,7 +1345,7 @@
         </w:tc>
         <w:tc>
           <w:tcPr>
-            <w:tcW w:type="pct" w:w="25%"/>
+            <w:tcW w:type="dxa" w:w="3120"/>
             <w:tcBorders>
               <w:top w:val="single" w:color="CCCCCC" w:sz="1"/>
               <w:left w:val="single" w:color="CCCCCC" w:sz="1"/>
@@ -1369,7 +1369,7 @@
       <w:tr>
         <w:tc>
           <w:tcPr>
-            <w:tcW w:type="pct" w:w="25%"/>
+            <w:tcW w:type="dxa" w:w="3120"/>
             <w:tcBorders>
               <w:top w:val="single" w:color="CCCCCC" w:sz="1"/>
               <w:left w:val="single" w:color="CCCCCC" w:sz="1"/>
@@ -1391,7 +1391,7 @@
         </w:tc>
         <w:tc>
           <w:tcPr>
-            <w:tcW w:type="pct" w:w="25%"/>
+            <w:tcW w:type="dxa" w:w="3120"/>
             <w:tcBorders>
               <w:top w:val="single" w:color="CCCCCC" w:sz="1"/>
               <w:left w:val="single" w:color="CCCCCC" w:sz="1"/>
@@ -1413,7 +1413,7 @@
         </w:tc>
         <w:tc>
           <w:tcPr>
-            <w:tcW w:type="pct" w:w="25%"/>
+            <w:tcW w:type="dxa" w:w="3120"/>
             <w:tcBorders>
               <w:top w:val="single" w:color="CCCCCC" w:sz="1"/>
               <w:left w:val="single" w:color="CCCCCC" w:sz="1"/>
@@ -1437,7 +1437,7 @@
       <w:tr>
         <w:tc>
           <w:tcPr>
-            <w:tcW w:type="pct" w:w="25%"/>
+            <w:tcW w:type="dxa" w:w="3120"/>
             <w:tcBorders>
               <w:top w:val="single" w:color="CCCCCC" w:sz="1"/>
               <w:left w:val="single" w:color="CCCCCC" w:sz="1"/>
@@ -1459,7 +1459,7 @@
         </w:tc>
         <w:tc>
           <w:tcPr>
-            <w:tcW w:type="pct" w:w="25%"/>
+            <w:tcW w:type="dxa" w:w="3120"/>
             <w:tcBorders>
               <w:top w:val="single" w:color="CCCCCC" w:sz="1"/>
               <w:left w:val="single" w:color="CCCCCC" w:sz="1"/>
@@ -1481,7 +1481,7 @@
         </w:tc>
         <w:tc>
           <w:tcPr>
-            <w:tcW w:type="pct" w:w="25%"/>
+            <w:tcW w:type="dxa" w:w="3120"/>
             <w:tcBorders>
               <w:top w:val="single" w:color="CCCCCC" w:sz="1"/>
               <w:left w:val="single" w:color="CCCCCC" w:sz="1"/>
@@ -1505,7 +1505,7 @@
       <w:tr>
         <w:tc>
           <w:tcPr>
-            <w:tcW w:type="pct" w:w="25%"/>
+            <w:tcW w:type="dxa" w:w="3120"/>
             <w:tcBorders>
               <w:top w:val="single" w:color="CCCCCC" w:sz="1"/>
               <w:left w:val="single" w:color="CCCCCC" w:sz="1"/>
@@ -1527,7 +1527,7 @@
         </w:tc>
         <w:tc>
           <w:tcPr>
-            <w:tcW w:type="pct" w:w="25%"/>
+            <w:tcW w:type="dxa" w:w="3120"/>
             <w:tcBorders>
               <w:top w:val="single" w:color="CCCCCC" w:sz="1"/>
               <w:left w:val="single" w:color="CCCCCC" w:sz="1"/>
@@ -1549,7 +1549,7 @@
         </w:tc>
         <w:tc>
           <w:tcPr>
-            <w:tcW w:type="pct" w:w="25%"/>
+            <w:tcW w:type="dxa" w:w="3120"/>
             <w:tcBorders>
               <w:top w:val="single" w:color="CCCCCC" w:sz="1"/>
               <w:left w:val="single" w:color="CCCCCC" w:sz="1"/>
